--- a/docs/Verificação da implementação.docx
+++ b/docs/Verificação da implementação.docx
@@ -277,7 +277,7 @@
         <w:rPr>
           <w:rtl w:val="0"/>
         </w:rPr>
-        <w:t xml:space="preserve">| Frontend | Seis telas, diretório, favoritos persistidos e modos mock/debug | Interfaces dos demais domínios |</w:t>
+        <w:t xml:space="preserve">| Frontend | Seis telas, diretório, favoritos persistidos e modos mock/django | Interfaces dos demais domínios |</w:t>
       </w:r>
     </w:p>
     <w:p>
